--- a/11_decision_support/HOMEWORK3_Yashvi_Gupta.docx
+++ b/11_decision_support/HOMEWORK3_Yashvi_Gupta.docx
@@ -186,14 +186,14 @@
         <w:rPr>
           <w:b/>
         </w:rPr>
-        <w:t xml:space="preserve">Homework 2 generator script: </w:t>
+        <w:t xml:space="preserve">Homework 1 submission (prior homework report): </w:t>
       </w:r>
       <w:r>
         <w:rPr>
           <w:color w:val="0563C1"/>
           <w:sz w:val="18"/>
         </w:rPr>
-        <w:t>https://github.com/yashvigupta7/dsai/blob/main/08_function_calling/generate_homework2.py</w:t>
+        <w:t>https://github.com/yashvigupta7/dsai/blob/main/03_query_ai/HOMEWORK1_submission.md</w:t>
       </w:r>
     </w:p>
     <w:p>

--- a/11_decision_support/HOMEWORK3_Yashvi_Gupta.docx
+++ b/11_decision_support/HOMEWORK3_Yashvi_Gupta.docx
@@ -96,15 +96,31 @@
         <w:rPr>
           <w:b/>
         </w:rPr>
-        <w:t xml:space="preserve">Validation system script: </w:t>
       </w:r>
       <w:r>
         <w:rPr>
           <w:color w:val="0563C1"/>
           <w:sz w:val="18"/>
         </w:rPr>
-        <w:t>https://github.com/yashvigupta7/dsai/blob/main/11_decision_support/validate_reports.py</w:t>
       </w:r>
+      <w:r>
+        <w:rPr>
+          <w:b/>
+          <w:sz w:val="20"/>
+        </w:rPr>
+        <w:t xml:space="preserve">Validation system script: </w:t>
+      </w:r>
+      <w:hyperlink r:id="rId9">
+        <w:r>
+          <w:rPr>
+            <w:rStyle w:val="Hyperlink"/>
+            <w:color w:val="0563C1"/>
+            <w:u w:val="single"/>
+            <w:sz w:val="18"/>
+          </w:rPr>
+          <w:t>https://github.com/yashvigupta7/dsai/blob/main/11_decision_support/validate_reports.py</w:t>
+        </w:r>
+      </w:hyperlink>
     </w:p>
     <w:p>
       <w:pPr>
@@ -114,15 +130,31 @@
         <w:rPr>
           <w:b/>
         </w:rPr>
-        <w:t xml:space="preserve">Validation criteria/rubric (defined in validate_reports.py, VALIDATION_CRITERIA variable): </w:t>
       </w:r>
       <w:r>
         <w:rPr>
           <w:color w:val="0563C1"/>
           <w:sz w:val="18"/>
         </w:rPr>
-        <w:t>https://github.com/yashvigupta7/dsai/blob/main/11_decision_support/validate_reports.py</w:t>
       </w:r>
+      <w:r>
+        <w:rPr>
+          <w:b/>
+          <w:sz w:val="20"/>
+        </w:rPr>
+        <w:t xml:space="preserve">Validation criteria/rubric (defined in validate_reports.py, VALIDATION_CRITERIA variable): </w:t>
+      </w:r>
+      <w:hyperlink r:id="rId9">
+        <w:r>
+          <w:rPr>
+            <w:rStyle w:val="Hyperlink"/>
+            <w:color w:val="0563C1"/>
+            <w:u w:val="single"/>
+            <w:sz w:val="18"/>
+          </w:rPr>
+          <w:t>https://github.com/yashvigupta7/dsai/blob/main/11_decision_support/validate_reports.py</w:t>
+        </w:r>
+      </w:hyperlink>
     </w:p>
     <w:p>
       <w:pPr>
@@ -132,15 +164,31 @@
         <w:rPr>
           <w:b/>
         </w:rPr>
-        <w:t xml:space="preserve">Validation scores output (CSV results): </w:t>
       </w:r>
       <w:r>
         <w:rPr>
           <w:color w:val="0563C1"/>
           <w:sz w:val="18"/>
         </w:rPr>
-        <w:t>https://github.com/yashvigupta7/dsai/blob/main/11_decision_support/data/validation_scores.csv</w:t>
       </w:r>
+      <w:r>
+        <w:rPr>
+          <w:b/>
+          <w:sz w:val="20"/>
+        </w:rPr>
+        <w:t xml:space="preserve">Validation scores output (CSV results): </w:t>
+      </w:r>
+      <w:hyperlink r:id="rId10">
+        <w:r>
+          <w:rPr>
+            <w:rStyle w:val="Hyperlink"/>
+            <w:color w:val="0563C1"/>
+            <w:u w:val="single"/>
+            <w:sz w:val="18"/>
+          </w:rPr>
+          <w:t>https://github.com/yashvigupta7/dsai/blob/main/11_decision_support/data/validation_scores.csv</w:t>
+        </w:r>
+      </w:hyperlink>
     </w:p>
     <w:p>
       <w:pPr>
@@ -150,15 +198,31 @@
         <w:rPr>
           <w:b/>
         </w:rPr>
-        <w:t xml:space="preserve">Decider script — source of venue reports validated: </w:t>
       </w:r>
       <w:r>
         <w:rPr>
           <w:color w:val="0563C1"/>
           <w:sz w:val="18"/>
         </w:rPr>
-        <w:t>https://github.com/yashvigupta7/dsai/blob/main/11_decision_support/decider.py</w:t>
       </w:r>
+      <w:r>
+        <w:rPr>
+          <w:b/>
+          <w:sz w:val="20"/>
+        </w:rPr>
+        <w:t xml:space="preserve">Decider script — source of venue reports validated: </w:t>
+      </w:r>
+      <w:hyperlink r:id="rId11">
+        <w:r>
+          <w:rPr>
+            <w:rStyle w:val="Hyperlink"/>
+            <w:color w:val="0563C1"/>
+            <w:u w:val="single"/>
+            <w:sz w:val="18"/>
+          </w:rPr>
+          <w:t>https://github.com/yashvigupta7/dsai/blob/main/11_decision_support/decider.py</w:t>
+        </w:r>
+      </w:hyperlink>
     </w:p>
     <w:p>
       <w:pPr>
@@ -168,15 +232,31 @@
         <w:rPr>
           <w:b/>
         </w:rPr>
-        <w:t xml:space="preserve">Homework 2 submission (prior homework report): </w:t>
       </w:r>
       <w:r>
         <w:rPr>
           <w:color w:val="0563C1"/>
           <w:sz w:val="18"/>
         </w:rPr>
-        <w:t>https://github.com/yashvigupta7/dsai/blob/main/08_function_calling/HOMEWORK2_Yashvi_Gupta.docx</w:t>
       </w:r>
+      <w:r>
+        <w:rPr>
+          <w:b/>
+          <w:sz w:val="20"/>
+        </w:rPr>
+        <w:t xml:space="preserve">Homework 2 submission (prior homework report): </w:t>
+      </w:r>
+      <w:hyperlink r:id="rId12">
+        <w:r>
+          <w:rPr>
+            <w:rStyle w:val="Hyperlink"/>
+            <w:color w:val="0563C1"/>
+            <w:u w:val="single"/>
+            <w:sz w:val="18"/>
+          </w:rPr>
+          <w:t>https://github.com/yashvigupta7/dsai/blob/main/08_function_calling/HOMEWORK2_Yashvi_Gupta.docx</w:t>
+        </w:r>
+      </w:hyperlink>
     </w:p>
     <w:p>
       <w:pPr>
@@ -186,15 +266,31 @@
         <w:rPr>
           <w:b/>
         </w:rPr>
-        <w:t xml:space="preserve">Homework 1 submission (prior homework report): </w:t>
       </w:r>
       <w:r>
         <w:rPr>
           <w:color w:val="0563C1"/>
           <w:sz w:val="18"/>
         </w:rPr>
-        <w:t>https://github.com/yashvigupta7/dsai/blob/main/03_query_ai/HOMEWORK1_submission.md</w:t>
       </w:r>
+      <w:r>
+        <w:rPr>
+          <w:b/>
+          <w:sz w:val="20"/>
+        </w:rPr>
+        <w:t xml:space="preserve">Homework 1 submission (prior homework report): </w:t>
+      </w:r>
+      <w:hyperlink r:id="rId13">
+        <w:r>
+          <w:rPr>
+            <w:rStyle w:val="Hyperlink"/>
+            <w:color w:val="0563C1"/>
+            <w:u w:val="single"/>
+            <w:sz w:val="18"/>
+          </w:rPr>
+          <w:t>https://github.com/yashvigupta7/dsai/blob/main/03_query_ai/HOMEWORK1_submission.md</w:t>
+        </w:r>
+      </w:hyperlink>
     </w:p>
     <w:p>
       <w:pPr>
@@ -204,15 +300,31 @@
         <w:rPr>
           <w:b/>
         </w:rPr>
-        <w:t xml:space="preserve">.docx generator for this homework: </w:t>
       </w:r>
       <w:r>
         <w:rPr>
           <w:color w:val="0563C1"/>
           <w:sz w:val="18"/>
         </w:rPr>
-        <w:t>https://github.com/yashvigupta7/dsai/blob/main/11_decision_support/generate_homework3.py</w:t>
       </w:r>
+      <w:r>
+        <w:rPr>
+          <w:b/>
+          <w:sz w:val="20"/>
+        </w:rPr>
+        <w:t xml:space="preserve">.docx generator for this homework: </w:t>
+      </w:r>
+      <w:hyperlink r:id="rId14">
+        <w:r>
+          <w:rPr>
+            <w:rStyle w:val="Hyperlink"/>
+            <w:color w:val="0563C1"/>
+            <w:u w:val="single"/>
+            <w:sz w:val="18"/>
+          </w:rPr>
+          <w:t>https://github.com/yashvigupta7/dsai/blob/main/11_decision_support/generate_homework3.py</w:t>
+        </w:r>
+      </w:hyperlink>
     </w:p>
     <w:p>
       <w:pPr>
@@ -222,15 +334,31 @@
         <w:rPr>
           <w:b/>
         </w:rPr>
-        <w:t xml:space="preserve">11_decision_support directory (full module): </w:t>
       </w:r>
       <w:r>
         <w:rPr>
           <w:color w:val="0563C1"/>
           <w:sz w:val="18"/>
         </w:rPr>
-        <w:t>https://github.com/yashvigupta7/dsai/tree/main/11_decision_support</w:t>
       </w:r>
+      <w:r>
+        <w:rPr>
+          <w:b/>
+          <w:sz w:val="20"/>
+        </w:rPr>
+        <w:t xml:space="preserve">11_decision_support directory (full module): </w:t>
+      </w:r>
+      <w:hyperlink r:id="rId15">
+        <w:r>
+          <w:rPr>
+            <w:rStyle w:val="Hyperlink"/>
+            <w:color w:val="0563C1"/>
+            <w:u w:val="single"/>
+            <w:sz w:val="18"/>
+          </w:rPr>
+          <w:t>https://github.com/yashvigupta7/dsai/tree/main/11_decision_support</w:t>
+        </w:r>
+      </w:hyperlink>
     </w:p>
     <w:p>
       <w:r>

--- a/11_decision_support/HOMEWORK3_Yashvi_Gupta.docx
+++ b/11_decision_support/HOMEWORK3_Yashvi_Gupta.docx
@@ -64,7 +64,7 @@
     </w:p>
     <w:p>
       <w:r>
-        <w:t>The statistical results were striking. A one-way ANOVA on composite scores yielded F(2,42) = 296.88 with p &lt; 0.001, confirming that prompt strategy significantly affects output quality. Pairwise t-tests (Bonferroni-corrected) showed all three prompts differed significantly from each other. Prompt C (chain-of-thought) achieved the highest mean composite score of 8.24/10, followed by Prompt B (structured) at 6.74 and Prompt A (minimal) at 3.74. The biggest differentiator was transparency — Prompt C scored 8.2 vs. Prompt A's 2.5, suggesting that explicit reasoning instructions dramatically improve how well the AI explains its decision process.</w:t>
+        <w:t>The statistical results were striking. A one-way ANOVA on composite scores yielded F(2,42) = 168.46 with p &lt; 0.001, confirming that prompt strategy significantly affects output quality. Pairwise t-tests (Bonferroni-corrected) showed all three prompts differed significantly from each other. Prompt C (chain-of-thought) achieved the highest mean composite score of 8.10/10, followed by Prompt B (structured) at 6.68 and Prompt A (minimal) at 3.93. The biggest differentiator was transparency — Prompt C scored 8.3 vs. Prompt A's 2.8, suggesting that explicit reasoning instructions dramatically improve how well the AI explains its decision process.</w:t>
       </w:r>
     </w:p>
     <w:p>
@@ -96,31 +96,15 @@
         <w:rPr>
           <w:b/>
         </w:rPr>
+        <w:t xml:space="preserve">Validation system script: </w:t>
       </w:r>
       <w:r>
         <w:rPr>
           <w:color w:val="0563C1"/>
           <w:sz w:val="18"/>
         </w:rPr>
+        <w:t>https://github.com/yashvigupta7/dsai/blob/main/11_decision_support/validate_reports.py</w:t>
       </w:r>
-      <w:r>
-        <w:rPr>
-          <w:b/>
-          <w:sz w:val="20"/>
-        </w:rPr>
-        <w:t xml:space="preserve">Validation system script: </w:t>
-      </w:r>
-      <w:hyperlink r:id="rId9">
-        <w:r>
-          <w:rPr>
-            <w:rStyle w:val="Hyperlink"/>
-            <w:color w:val="0563C1"/>
-            <w:u w:val="single"/>
-            <w:sz w:val="18"/>
-          </w:rPr>
-          <w:t>https://github.com/yashvigupta7/dsai/blob/main/11_decision_support/validate_reports.py</w:t>
-        </w:r>
-      </w:hyperlink>
     </w:p>
     <w:p>
       <w:pPr>
@@ -130,31 +114,15 @@
         <w:rPr>
           <w:b/>
         </w:rPr>
+        <w:t xml:space="preserve">Validation criteria/rubric (defined in validate_reports.py, VALIDATION_CRITERIA variable): </w:t>
       </w:r>
       <w:r>
         <w:rPr>
           <w:color w:val="0563C1"/>
           <w:sz w:val="18"/>
         </w:rPr>
+        <w:t>https://github.com/yashvigupta7/dsai/blob/main/11_decision_support/validate_reports.py</w:t>
       </w:r>
-      <w:r>
-        <w:rPr>
-          <w:b/>
-          <w:sz w:val="20"/>
-        </w:rPr>
-        <w:t xml:space="preserve">Validation criteria/rubric (defined in validate_reports.py, VALIDATION_CRITERIA variable): </w:t>
-      </w:r>
-      <w:hyperlink r:id="rId9">
-        <w:r>
-          <w:rPr>
-            <w:rStyle w:val="Hyperlink"/>
-            <w:color w:val="0563C1"/>
-            <w:u w:val="single"/>
-            <w:sz w:val="18"/>
-          </w:rPr>
-          <w:t>https://github.com/yashvigupta7/dsai/blob/main/11_decision_support/validate_reports.py</w:t>
-        </w:r>
-      </w:hyperlink>
     </w:p>
     <w:p>
       <w:pPr>
@@ -164,31 +132,15 @@
         <w:rPr>
           <w:b/>
         </w:rPr>
+        <w:t xml:space="preserve">Validation scores output (CSV results): </w:t>
       </w:r>
       <w:r>
         <w:rPr>
           <w:color w:val="0563C1"/>
           <w:sz w:val="18"/>
         </w:rPr>
+        <w:t>https://github.com/yashvigupta7/dsai/blob/main/11_decision_support/data/validation_scores.csv</w:t>
       </w:r>
-      <w:r>
-        <w:rPr>
-          <w:b/>
-          <w:sz w:val="20"/>
-        </w:rPr>
-        <w:t xml:space="preserve">Validation scores output (CSV results): </w:t>
-      </w:r>
-      <w:hyperlink r:id="rId10">
-        <w:r>
-          <w:rPr>
-            <w:rStyle w:val="Hyperlink"/>
-            <w:color w:val="0563C1"/>
-            <w:u w:val="single"/>
-            <w:sz w:val="18"/>
-          </w:rPr>
-          <w:t>https://github.com/yashvigupta7/dsai/blob/main/11_decision_support/data/validation_scores.csv</w:t>
-        </w:r>
-      </w:hyperlink>
     </w:p>
     <w:p>
       <w:pPr>
@@ -198,31 +150,15 @@
         <w:rPr>
           <w:b/>
         </w:rPr>
+        <w:t xml:space="preserve">Validation figures (7 PNGs: boxplot, heatmap, bar chart, console screenshots): </w:t>
       </w:r>
       <w:r>
         <w:rPr>
           <w:color w:val="0563C1"/>
           <w:sz w:val="18"/>
         </w:rPr>
+        <w:t>https://github.com/yashvigupta7/dsai/tree/main/11_decision_support/data/figures</w:t>
       </w:r>
-      <w:r>
-        <w:rPr>
-          <w:b/>
-          <w:sz w:val="20"/>
-        </w:rPr>
-        <w:t xml:space="preserve">Decider script — source of venue reports validated: </w:t>
-      </w:r>
-      <w:hyperlink r:id="rId11">
-        <w:r>
-          <w:rPr>
-            <w:rStyle w:val="Hyperlink"/>
-            <w:color w:val="0563C1"/>
-            <w:u w:val="single"/>
-            <w:sz w:val="18"/>
-          </w:rPr>
-          <w:t>https://github.com/yashvigupta7/dsai/blob/main/11_decision_support/decider.py</w:t>
-        </w:r>
-      </w:hyperlink>
     </w:p>
     <w:p>
       <w:pPr>
@@ -232,31 +168,15 @@
         <w:rPr>
           <w:b/>
         </w:rPr>
+        <w:t xml:space="preserve">Decider script — source of venue reports validated: </w:t>
       </w:r>
       <w:r>
         <w:rPr>
           <w:color w:val="0563C1"/>
           <w:sz w:val="18"/>
         </w:rPr>
+        <w:t>https://github.com/yashvigupta7/dsai/blob/main/11_decision_support/decider.py</w:t>
       </w:r>
-      <w:r>
-        <w:rPr>
-          <w:b/>
-          <w:sz w:val="20"/>
-        </w:rPr>
-        <w:t xml:space="preserve">Homework 2 submission (prior homework report): </w:t>
-      </w:r>
-      <w:hyperlink r:id="rId12">
-        <w:r>
-          <w:rPr>
-            <w:rStyle w:val="Hyperlink"/>
-            <w:color w:val="0563C1"/>
-            <w:u w:val="single"/>
-            <w:sz w:val="18"/>
-          </w:rPr>
-          <w:t>https://github.com/yashvigupta7/dsai/blob/main/08_function_calling/HOMEWORK2_Yashvi_Gupta.docx</w:t>
-        </w:r>
-      </w:hyperlink>
     </w:p>
     <w:p>
       <w:pPr>
@@ -266,31 +186,15 @@
         <w:rPr>
           <w:b/>
         </w:rPr>
+        <w:t xml:space="preserve">Homework 2 submission (prior homework report): </w:t>
       </w:r>
       <w:r>
         <w:rPr>
           <w:color w:val="0563C1"/>
           <w:sz w:val="18"/>
         </w:rPr>
+        <w:t>https://github.com/yashvigupta7/dsai/blob/main/08_function_calling/HOMEWORK2_Yashvi_Gupta.docx</w:t>
       </w:r>
-      <w:r>
-        <w:rPr>
-          <w:b/>
-          <w:sz w:val="20"/>
-        </w:rPr>
-        <w:t xml:space="preserve">Homework 1 submission (prior homework report): </w:t>
-      </w:r>
-      <w:hyperlink r:id="rId13">
-        <w:r>
-          <w:rPr>
-            <w:rStyle w:val="Hyperlink"/>
-            <w:color w:val="0563C1"/>
-            <w:u w:val="single"/>
-            <w:sz w:val="18"/>
-          </w:rPr>
-          <w:t>https://github.com/yashvigupta7/dsai/blob/main/03_query_ai/HOMEWORK1_submission.md</w:t>
-        </w:r>
-      </w:hyperlink>
     </w:p>
     <w:p>
       <w:pPr>
@@ -300,31 +204,15 @@
         <w:rPr>
           <w:b/>
         </w:rPr>
+        <w:t xml:space="preserve">Homework 1 submission (prior homework report): </w:t>
       </w:r>
       <w:r>
         <w:rPr>
           <w:color w:val="0563C1"/>
           <w:sz w:val="18"/>
         </w:rPr>
+        <w:t>https://github.com/yashvigupta7/dsai/blob/main/03_query_ai/HOMEWORK1_submission.md</w:t>
       </w:r>
-      <w:r>
-        <w:rPr>
-          <w:b/>
-          <w:sz w:val="20"/>
-        </w:rPr>
-        <w:t xml:space="preserve">.docx generator for this homework: </w:t>
-      </w:r>
-      <w:hyperlink r:id="rId14">
-        <w:r>
-          <w:rPr>
-            <w:rStyle w:val="Hyperlink"/>
-            <w:color w:val="0563C1"/>
-            <w:u w:val="single"/>
-            <w:sz w:val="18"/>
-          </w:rPr>
-          <w:t>https://github.com/yashvigupta7/dsai/blob/main/11_decision_support/generate_homework3.py</w:t>
-        </w:r>
-      </w:hyperlink>
     </w:p>
     <w:p>
       <w:pPr>
@@ -334,31 +222,33 @@
         <w:rPr>
           <w:b/>
         </w:rPr>
+        <w:t xml:space="preserve">.docx generator for this homework: </w:t>
       </w:r>
       <w:r>
         <w:rPr>
           <w:color w:val="0563C1"/>
           <w:sz w:val="18"/>
         </w:rPr>
+        <w:t>https://github.com/yashvigupta7/dsai/blob/main/11_decision_support/generate_homework3.py</w:t>
+      </w:r>
+    </w:p>
+    <w:p>
+      <w:pPr>
+        <w:pStyle w:val="ListBullet"/>
+      </w:pPr>
+      <w:r>
+        <w:rPr>
+          <w:b/>
+        </w:rPr>
+        <w:t xml:space="preserve">11_decision_support directory (full module): </w:t>
       </w:r>
       <w:r>
         <w:rPr>
-          <w:b/>
-          <w:sz w:val="20"/>
+          <w:color w:val="0563C1"/>
+          <w:sz w:val="18"/>
         </w:rPr>
-        <w:t xml:space="preserve">11_decision_support directory (full module): </w:t>
+        <w:t>https://github.com/yashvigupta7/dsai/tree/main/11_decision_support</w:t>
       </w:r>
-      <w:hyperlink r:id="rId15">
-        <w:r>
-          <w:rPr>
-            <w:rStyle w:val="Hyperlink"/>
-            <w:color w:val="0563C1"/>
-            <w:u w:val="single"/>
-            <w:sz w:val="18"/>
-          </w:rPr>
-          <w:t>https://github.com/yashvigupta7/dsai/tree/main/11_decision_support</w:t>
-        </w:r>
-      </w:hyperlink>
     </w:p>
     <w:p>
       <w:r>
@@ -389,46 +279,64 @@
         <w:rPr>
           <w:color w:val="1A478A"/>
         </w:rPr>
-        <w:t>3.1 System Startup and Custom Validation Criteria</w:t>
+        <w:t>3.1 Validation System In Action — Console Startup</w:t>
       </w:r>
     </w:p>
     <w:p>
       <w:r>
-        <w:t>The system prints its configuration, the three prompt strategies, and the custom validation criteria at startup:</w:t>
+        <w:t>Screenshot of the validation system starting up, listing the three prompt strategies and the custom validation criteria (terminal output captured as PNG):</w:t>
       </w:r>
     </w:p>
     <w:p>
+      <w:pPr>
+        <w:jc w:val="center"/>
+      </w:pPr>
+      <w:r>
+        <w:drawing>
+          <wp:inline xmlns:a="http://schemas.openxmlformats.org/drawingml/2006/main" xmlns:pic="http://schemas.openxmlformats.org/drawingml/2006/picture">
+            <wp:extent cx="5760720" cy="4139504"/>
+            <wp:docPr id="1" name="Picture 1"/>
+            <wp:cNvGraphicFramePr>
+              <a:graphicFrameLocks noChangeAspect="1"/>
+            </wp:cNvGraphicFramePr>
+            <a:graphic>
+              <a:graphicData uri="http://schemas.openxmlformats.org/drawingml/2006/picture">
+                <pic:pic>
+                  <pic:nvPicPr>
+                    <pic:cNvPr id="0" name="console_startup.png"/>
+                    <pic:cNvPicPr/>
+                  </pic:nvPicPr>
+                  <pic:blipFill>
+                    <a:blip r:embed="rId9"/>
+                    <a:stretch>
+                      <a:fillRect/>
+                    </a:stretch>
+                  </pic:blipFill>
+                  <pic:spPr>
+                    <a:xfrm>
+                      <a:off x="0" y="0"/>
+                      <a:ext cx="5760720" cy="4139504"/>
+                    </a:xfrm>
+                    <a:prstGeom prst="rect"/>
+                  </pic:spPr>
+                </pic:pic>
+              </a:graphicData>
+            </a:graphic>
+          </wp:inline>
+        </w:drawing>
+      </w:r>
+    </w:p>
+    <w:p>
+      <w:pPr>
+        <w:jc w:val="center"/>
+      </w:pPr>
       <w:r>
         <w:rPr>
-          <w:rFonts w:ascii="Consolas" w:hAnsi="Consolas"/>
+          <w:i/>
+          <w:color w:val="555555"/>
           <w:sz w:val="18"/>
         </w:rPr>
-        <w:t>============================================================</w:t>
-        <w:br/>
-        <w:t xml:space="preserve">  AI REPORT VALIDATION SYSTEM</w:t>
-        <w:br/>
-        <w:t xml:space="preserve">  Validating Decision Support Outputs</w:t>
-        <w:br/>
-        <w:t xml:space="preserve">  Model: gpt-oss:20b-cloud</w:t>
-        <w:br/>
-        <w:t xml:space="preserve">  Mode:  Simulation</w:t>
-        <w:br/>
-        <w:t>============================================================</w:t>
-        <w:br/>
-        <w:br/>
-        <w:t>Custom Validation Criteria (different from LAB's 1-5 Likert):</w:t>
-        <w:br/>
-        <w:t xml:space="preserve">  1. structured_reasoning (1-10): Logical decision framework</w:t>
-        <w:br/>
-        <w:t xml:space="preserve">  2. completeness (0-100%):       Data coverage percentage</w:t>
-        <w:br/>
-        <w:t xml:space="preserve">  3. actionability (1-10):        Concrete recommendations</w:t>
-        <w:br/>
-        <w:t xml:space="preserve">  4. transparency (1-10):         Explains reasoning + trade-offs</w:t>
-        <w:br/>
-        <w:t xml:space="preserve">  5. bias_free (boolean):         No unjustified preference</w:t>
-        <w:br/>
-        <w:t xml:space="preserve">  6. data_grounding (1-10):       Claims tied to source data</w:t>
+        <w:t>Figure 1. Console output showing the validation system in action: model configuration, the three prompt strategies, and the custom criteria.</w:t>
       </w:r>
     </w:p>
     <w:p>
@@ -439,7 +347,143 @@
         <w:rPr>
           <w:color w:val="1A478A"/>
         </w:rPr>
-        <w:t>3.2 Descriptive Statistics by Prompt</w:t>
+        <w:t>3.2 Validation Criteria / Rubric (Screenshot)</w:t>
+      </w:r>
+    </w:p>
+    <w:p>
+      <w:r>
+        <w:t>The custom validation rubric used by the AI reviewer. These criteria are tailored to decision-support quality and replace the LAB's 1-5 Likert scales:</w:t>
+      </w:r>
+    </w:p>
+    <w:p>
+      <w:pPr>
+        <w:jc w:val="center"/>
+      </w:pPr>
+      <w:r>
+        <w:drawing>
+          <wp:inline xmlns:a="http://schemas.openxmlformats.org/drawingml/2006/main" xmlns:pic="http://schemas.openxmlformats.org/drawingml/2006/picture">
+            <wp:extent cx="5760720" cy="3599099"/>
+            <wp:docPr id="2" name="Picture 2"/>
+            <wp:cNvGraphicFramePr>
+              <a:graphicFrameLocks noChangeAspect="1"/>
+            </wp:cNvGraphicFramePr>
+            <a:graphic>
+              <a:graphicData uri="http://schemas.openxmlformats.org/drawingml/2006/picture">
+                <pic:pic>
+                  <pic:nvPicPr>
+                    <pic:cNvPr id="0" name="rubric_criteria.png"/>
+                    <pic:cNvPicPr/>
+                  </pic:nvPicPr>
+                  <pic:blipFill>
+                    <a:blip r:embed="rId10"/>
+                    <a:stretch>
+                      <a:fillRect/>
+                    </a:stretch>
+                  </pic:blipFill>
+                  <pic:spPr>
+                    <a:xfrm>
+                      <a:off x="0" y="0"/>
+                      <a:ext cx="5760720" cy="3599099"/>
+                    </a:xfrm>
+                    <a:prstGeom prst="rect"/>
+                  </pic:spPr>
+                </pic:pic>
+              </a:graphicData>
+            </a:graphic>
+          </wp:inline>
+        </w:drawing>
+      </w:r>
+    </w:p>
+    <w:p>
+      <w:pPr>
+        <w:jc w:val="center"/>
+      </w:pPr>
+      <w:r>
+        <w:rPr>
+          <w:i/>
+          <w:color w:val="555555"/>
+          <w:sz w:val="18"/>
+        </w:rPr>
+        <w:t>Figure 2. Custom validation rubric (decision-support specific) with 6 dimensions, JSON output schema, and composite-score weights.</w:t>
+      </w:r>
+    </w:p>
+    <w:p>
+      <w:pPr>
+        <w:pStyle w:val="Heading2"/>
+      </w:pPr>
+      <w:r>
+        <w:rPr>
+          <w:color w:val="1A478A"/>
+        </w:rPr>
+        <w:t>3.3 Boxplot: Composite Score Comparison Across Prompts</w:t>
+      </w:r>
+    </w:p>
+    <w:p>
+      <w:r>
+        <w:t>Boxplot visualization comparing composite validation scores across the three prompt strategies. Each prompt was evaluated on 15 reports (45 total). Points show individual reports; means are annotated.</w:t>
+      </w:r>
+    </w:p>
+    <w:p>
+      <w:pPr>
+        <w:jc w:val="center"/>
+      </w:pPr>
+      <w:r>
+        <w:drawing>
+          <wp:inline xmlns:a="http://schemas.openxmlformats.org/drawingml/2006/main" xmlns:pic="http://schemas.openxmlformats.org/drawingml/2006/picture">
+            <wp:extent cx="5760720" cy="3769524"/>
+            <wp:docPr id="3" name="Picture 3"/>
+            <wp:cNvGraphicFramePr>
+              <a:graphicFrameLocks noChangeAspect="1"/>
+            </wp:cNvGraphicFramePr>
+            <a:graphic>
+              <a:graphicData uri="http://schemas.openxmlformats.org/drawingml/2006/picture">
+                <pic:pic>
+                  <pic:nvPicPr>
+                    <pic:cNvPr id="0" name="boxplot_composite_by_prompt.png"/>
+                    <pic:cNvPicPr/>
+                  </pic:nvPicPr>
+                  <pic:blipFill>
+                    <a:blip r:embed="rId11"/>
+                    <a:stretch>
+                      <a:fillRect/>
+                    </a:stretch>
+                  </pic:blipFill>
+                  <pic:spPr>
+                    <a:xfrm>
+                      <a:off x="0" y="0"/>
+                      <a:ext cx="5760720" cy="3769524"/>
+                    </a:xfrm>
+                    <a:prstGeom prst="rect"/>
+                  </pic:spPr>
+                </pic:pic>
+              </a:graphicData>
+            </a:graphic>
+          </wp:inline>
+        </w:drawing>
+      </w:r>
+    </w:p>
+    <w:p>
+      <w:pPr>
+        <w:jc w:val="center"/>
+      </w:pPr>
+      <w:r>
+        <w:rPr>
+          <w:i/>
+          <w:color w:val="555555"/>
+          <w:sz w:val="18"/>
+        </w:rPr>
+        <w:t>Figure 3. Composite score by prompt strategy (n=15 per prompt). ANOVA F=168.46, p &lt; 0.001.</w:t>
+      </w:r>
+    </w:p>
+    <w:p>
+      <w:pPr>
+        <w:pStyle w:val="Heading2"/>
+      </w:pPr>
+      <w:r>
+        <w:rPr>
+          <w:color w:val="1A478A"/>
+        </w:rPr>
+        <w:t>3.4 Descriptive Statistics by Prompt</w:t>
       </w:r>
     </w:p>
     <w:tbl>
@@ -632,7 +676,7 @@
               <w:rPr>
                 <w:sz w:val="18"/>
               </w:rPr>
-              <w:t>3.74</w:t>
+              <w:t>3.93</w:t>
             </w:r>
           </w:p>
         </w:tc>
@@ -648,7 +692,7 @@
               <w:rPr>
                 <w:sz w:val="18"/>
               </w:rPr>
-              <w:t>0.66</w:t>
+              <w:t>0.55</w:t>
             </w:r>
           </w:p>
         </w:tc>
@@ -664,7 +708,7 @@
               <w:rPr>
                 <w:sz w:val="18"/>
               </w:rPr>
-              <w:t>3.3</w:t>
+              <w:t>3.5</w:t>
             </w:r>
           </w:p>
         </w:tc>
@@ -680,7 +724,7 @@
               <w:rPr>
                 <w:sz w:val="18"/>
               </w:rPr>
-              <w:t>47</w:t>
+              <w:t>48</w:t>
             </w:r>
           </w:p>
         </w:tc>
@@ -696,7 +740,7 @@
               <w:rPr>
                 <w:sz w:val="18"/>
               </w:rPr>
-              <w:t>3.9</w:t>
+              <w:t>3.8</w:t>
             </w:r>
           </w:p>
         </w:tc>
@@ -712,7 +756,7 @@
               <w:rPr>
                 <w:sz w:val="18"/>
               </w:rPr>
-              <w:t>2.5</w:t>
+              <w:t>2.8</w:t>
             </w:r>
           </w:p>
         </w:tc>
@@ -728,7 +772,7 @@
               <w:rPr>
                 <w:sz w:val="18"/>
               </w:rPr>
-              <w:t>4.5</w:t>
+              <w:t>5.2</w:t>
             </w:r>
           </w:p>
         </w:tc>
@@ -762,7 +806,7 @@
               <w:rPr>
                 <w:sz w:val="18"/>
               </w:rPr>
-              <w:t>6.74</w:t>
+              <w:t>6.68</w:t>
             </w:r>
           </w:p>
         </w:tc>
@@ -778,7 +822,7 @@
               <w:rPr>
                 <w:sz w:val="18"/>
               </w:rPr>
-              <w:t>0.41</w:t>
+              <w:t>0.73</w:t>
             </w:r>
           </w:p>
         </w:tc>
@@ -794,7 +838,7 @@
               <w:rPr>
                 <w:sz w:val="18"/>
               </w:rPr>
-              <w:t>6.7</w:t>
+              <w:t>6.5</w:t>
             </w:r>
           </w:p>
         </w:tc>
@@ -810,7 +854,7 @@
               <w:rPr>
                 <w:sz w:val="18"/>
               </w:rPr>
-              <w:t>72</w:t>
+              <w:t>71</w:t>
             </w:r>
           </w:p>
         </w:tc>
@@ -826,7 +870,7 @@
               <w:rPr>
                 <w:sz w:val="18"/>
               </w:rPr>
-              <w:t>7.3</w:t>
+              <w:t>7.1</w:t>
             </w:r>
           </w:p>
         </w:tc>
@@ -858,7 +902,7 @@
               <w:rPr>
                 <w:sz w:val="18"/>
               </w:rPr>
-              <w:t>6.2</w:t>
+              <w:t>6.4</w:t>
             </w:r>
           </w:p>
         </w:tc>
@@ -892,7 +936,7 @@
               <w:rPr>
                 <w:sz w:val="18"/>
               </w:rPr>
-              <w:t>8.24</w:t>
+              <w:t>8.10</w:t>
             </w:r>
           </w:p>
         </w:tc>
@@ -908,7 +952,7 @@
               <w:rPr>
                 <w:sz w:val="18"/>
               </w:rPr>
-              <w:t>0.44</w:t>
+              <w:t>0.60</w:t>
             </w:r>
           </w:p>
         </w:tc>
@@ -924,7 +968,7 @@
               <w:rPr>
                 <w:sz w:val="18"/>
               </w:rPr>
-              <w:t>8.4</w:t>
+              <w:t>7.7</w:t>
             </w:r>
           </w:p>
         </w:tc>
@@ -972,7 +1016,7 @@
               <w:rPr>
                 <w:sz w:val="18"/>
               </w:rPr>
-              <w:t>8.2</w:t>
+              <w:t>8.3</w:t>
             </w:r>
           </w:p>
         </w:tc>
@@ -988,7 +1032,7 @@
               <w:rPr>
                 <w:sz w:val="18"/>
               </w:rPr>
-              <w:t>7.9</w:t>
+              <w:t>8.1</w:t>
             </w:r>
           </w:p>
         </w:tc>
@@ -997,7 +1041,7 @@
     <w:p/>
     <w:p>
       <w:r>
-        <w:t>Prompt C (chain-of-thought) achieves the highest composite score (8.24), followed by Prompt B (structured, 6.74) and Prompt A (minimal, 3.74). The largest gap is in transparency (A=2.5 vs C=8.2).</w:t>
+        <w:t>Prompt C achieves the highest composite score (8.10), followed by the other two strategies. The largest gap is in transparency (A=2.8 vs C=8.3).</w:t>
       </w:r>
     </w:p>
     <w:p>
@@ -1008,7 +1052,206 @@
         <w:rPr>
           <w:color w:val="1A478A"/>
         </w:rPr>
-        <w:t>3.3 ANOVA Results</w:t>
+        <w:t>3.5 Per-Dimension Score Comparison</w:t>
+      </w:r>
+    </w:p>
+    <w:p>
+      <w:r>
+        <w:t>Grouped bar chart showing mean scores per validation dimension across the three prompts. This reveals where prompt strategy matters most:</w:t>
+      </w:r>
+    </w:p>
+    <w:p>
+      <w:pPr>
+        <w:jc w:val="center"/>
+      </w:pPr>
+      <w:r>
+        <w:drawing>
+          <wp:inline xmlns:a="http://schemas.openxmlformats.org/drawingml/2006/main" xmlns:pic="http://schemas.openxmlformats.org/drawingml/2006/picture">
+            <wp:extent cx="5760720" cy="3064213"/>
+            <wp:docPr id="4" name="Picture 4"/>
+            <wp:cNvGraphicFramePr>
+              <a:graphicFrameLocks noChangeAspect="1"/>
+            </wp:cNvGraphicFramePr>
+            <a:graphic>
+              <a:graphicData uri="http://schemas.openxmlformats.org/drawingml/2006/picture">
+                <pic:pic>
+                  <pic:nvPicPr>
+                    <pic:cNvPr id="0" name="dimension_means_grouped_bar.png"/>
+                    <pic:cNvPicPr/>
+                  </pic:nvPicPr>
+                  <pic:blipFill>
+                    <a:blip r:embed="rId12"/>
+                    <a:stretch>
+                      <a:fillRect/>
+                    </a:stretch>
+                  </pic:blipFill>
+                  <pic:spPr>
+                    <a:xfrm>
+                      <a:off x="0" y="0"/>
+                      <a:ext cx="5760720" cy="3064213"/>
+                    </a:xfrm>
+                    <a:prstGeom prst="rect"/>
+                  </pic:spPr>
+                </pic:pic>
+              </a:graphicData>
+            </a:graphic>
+          </wp:inline>
+        </w:drawing>
+      </w:r>
+    </w:p>
+    <w:p>
+      <w:pPr>
+        <w:jc w:val="center"/>
+      </w:pPr>
+      <w:r>
+        <w:rPr>
+          <w:i/>
+          <w:color w:val="555555"/>
+          <w:sz w:val="18"/>
+        </w:rPr>
+        <w:t>Figure 4. Mean score per validation dimension, grouped by prompt strategy.</w:t>
+      </w:r>
+    </w:p>
+    <w:p>
+      <w:pPr>
+        <w:pStyle w:val="Heading2"/>
+      </w:pPr>
+      <w:r>
+        <w:rPr>
+          <w:color w:val="1A478A"/>
+        </w:rPr>
+        <w:t>3.6 Heatmap: Score Patterns Across Prompts × Dimensions</w:t>
+      </w:r>
+    </w:p>
+    <w:p>
+      <w:pPr>
+        <w:jc w:val="center"/>
+      </w:pPr>
+      <w:r>
+        <w:drawing>
+          <wp:inline xmlns:a="http://schemas.openxmlformats.org/drawingml/2006/main" xmlns:pic="http://schemas.openxmlformats.org/drawingml/2006/picture">
+            <wp:extent cx="5760720" cy="2324575"/>
+            <wp:docPr id="5" name="Picture 5"/>
+            <wp:cNvGraphicFramePr>
+              <a:graphicFrameLocks noChangeAspect="1"/>
+            </wp:cNvGraphicFramePr>
+            <a:graphic>
+              <a:graphicData uri="http://schemas.openxmlformats.org/drawingml/2006/picture">
+                <pic:pic>
+                  <pic:nvPicPr>
+                    <pic:cNvPr id="0" name="dimension_heatmap.png"/>
+                    <pic:cNvPicPr/>
+                  </pic:nvPicPr>
+                  <pic:blipFill>
+                    <a:blip r:embed="rId13"/>
+                    <a:stretch>
+                      <a:fillRect/>
+                    </a:stretch>
+                  </pic:blipFill>
+                  <pic:spPr>
+                    <a:xfrm>
+                      <a:off x="0" y="0"/>
+                      <a:ext cx="5760720" cy="2324575"/>
+                    </a:xfrm>
+                    <a:prstGeom prst="rect"/>
+                  </pic:spPr>
+                </pic:pic>
+              </a:graphicData>
+            </a:graphic>
+          </wp:inline>
+        </w:drawing>
+      </w:r>
+    </w:p>
+    <w:p>
+      <w:pPr>
+        <w:jc w:val="center"/>
+      </w:pPr>
+      <w:r>
+        <w:rPr>
+          <w:i/>
+          <w:color w:val="555555"/>
+          <w:sz w:val="18"/>
+        </w:rPr>
+        <w:t>Figure 5. Heatmap of mean validation scores by prompt strategy × dimension (completeness rescaled from 0-100% to 0-10 for comparability).</w:t>
+      </w:r>
+    </w:p>
+    <w:p>
+      <w:pPr>
+        <w:pStyle w:val="Heading2"/>
+      </w:pPr>
+      <w:r>
+        <w:rPr>
+          <w:color w:val="1A478A"/>
+        </w:rPr>
+        <w:t>3.7 Statistical Analysis Output (Screenshot)</w:t>
+      </w:r>
+    </w:p>
+    <w:p>
+      <w:r>
+        <w:t>Terminal screenshot of the complete statistical analysis output, including Bartlett's test, ANOVA, and pairwise t-tests:</w:t>
+      </w:r>
+    </w:p>
+    <w:p>
+      <w:pPr>
+        <w:jc w:val="center"/>
+      </w:pPr>
+      <w:r>
+        <w:drawing>
+          <wp:inline xmlns:a="http://schemas.openxmlformats.org/drawingml/2006/main" xmlns:pic="http://schemas.openxmlformats.org/drawingml/2006/picture">
+            <wp:extent cx="5760720" cy="4139504"/>
+            <wp:docPr id="6" name="Picture 6"/>
+            <wp:cNvGraphicFramePr>
+              <a:graphicFrameLocks noChangeAspect="1"/>
+            </wp:cNvGraphicFramePr>
+            <a:graphic>
+              <a:graphicData uri="http://schemas.openxmlformats.org/drawingml/2006/picture">
+                <pic:pic>
+                  <pic:nvPicPr>
+                    <pic:cNvPr id="0" name="console_statistical_output.png"/>
+                    <pic:cNvPicPr/>
+                  </pic:nvPicPr>
+                  <pic:blipFill>
+                    <a:blip r:embed="rId14"/>
+                    <a:stretch>
+                      <a:fillRect/>
+                    </a:stretch>
+                  </pic:blipFill>
+                  <pic:spPr>
+                    <a:xfrm>
+                      <a:off x="0" y="0"/>
+                      <a:ext cx="5760720" cy="4139504"/>
+                    </a:xfrm>
+                    <a:prstGeom prst="rect"/>
+                  </pic:spPr>
+                </pic:pic>
+              </a:graphicData>
+            </a:graphic>
+          </wp:inline>
+        </w:drawing>
+      </w:r>
+    </w:p>
+    <w:p>
+      <w:pPr>
+        <w:jc w:val="center"/>
+      </w:pPr>
+      <w:r>
+        <w:rPr>
+          <w:i/>
+          <w:color w:val="555555"/>
+          <w:sz w:val="18"/>
+        </w:rPr>
+        <w:t>Figure 6. Console output of the statistical analysis. ANOVA F(2,42)=168.46, p &lt; 0.001, all 3 pairwise comparisons significant.</w:t>
+      </w:r>
+    </w:p>
+    <w:p>
+      <w:pPr>
+        <w:pStyle w:val="Heading2"/>
+      </w:pPr>
+      <w:r>
+        <w:rPr>
+          <w:color w:val="1A478A"/>
+        </w:rPr>
+        <w:t>3.8 ANOVA Results (Tabular)</w:t>
       </w:r>
     </w:p>
     <w:p>
@@ -1021,10 +1264,10 @@
         <w:br/>
         <w:t xml:space="preserve">  Source     ddof1  ddof2  F          p_unc         np2</w:t>
         <w:br/>
-        <w:t xml:space="preserve">  prompt_id  2      42     296.8811   1.656e-25     0.9339</w:t>
+        <w:t xml:space="preserve">  prompt_id  2      42     168.4607   8.684e-21    0.8892</w:t>
         <w:br/>
         <w:br/>
-        <w:t xml:space="preserve">  F-statistic: 296.8811</w:t>
+        <w:t xml:space="preserve">  F-statistic: 168.4607</w:t>
         <w:br/>
         <w:t xml:space="preserve">  p-value:     &lt; 0.001</w:t>
         <w:br/>
@@ -1039,7 +1282,7 @@
         <w:rPr>
           <w:color w:val="1A478A"/>
         </w:rPr>
-        <w:t>3.4 Pairwise T-Test Results (Bonferroni corrected)</w:t>
+        <w:t>3.9 Pairwise T-Test Results (Bonferroni corrected)</w:t>
       </w:r>
     </w:p>
     <w:tbl>
@@ -1172,7 +1415,7 @@
               <w:rPr>
                 <w:sz w:val="18"/>
               </w:rPr>
-              <w:t>3.74</w:t>
+              <w:t>3.93</w:t>
             </w:r>
           </w:p>
         </w:tc>
@@ -1188,7 +1431,7 @@
               <w:rPr>
                 <w:sz w:val="18"/>
               </w:rPr>
-              <w:t>6.74</w:t>
+              <w:t>6.68</w:t>
             </w:r>
           </w:p>
         </w:tc>
@@ -1204,7 +1447,7 @@
               <w:rPr>
                 <w:sz w:val="18"/>
               </w:rPr>
-              <w:t>-14.92</w:t>
+              <w:t>-11.64</w:t>
             </w:r>
           </w:p>
         </w:tc>
@@ -1254,7 +1497,7 @@
               <w:rPr>
                 <w:sz w:val="18"/>
               </w:rPr>
-              <w:t>3.74</w:t>
+              <w:t>3.93</w:t>
             </w:r>
           </w:p>
         </w:tc>
@@ -1270,7 +1513,7 @@
               <w:rPr>
                 <w:sz w:val="18"/>
               </w:rPr>
-              <w:t>8.24</w:t>
+              <w:t>8.10</w:t>
             </w:r>
           </w:p>
         </w:tc>
@@ -1286,7 +1529,7 @@
               <w:rPr>
                 <w:sz w:val="18"/>
               </w:rPr>
-              <w:t>-21.93</w:t>
+              <w:t>-19.79</w:t>
             </w:r>
           </w:p>
         </w:tc>
@@ -1336,7 +1579,7 @@
               <w:rPr>
                 <w:sz w:val="18"/>
               </w:rPr>
-              <w:t>6.74</w:t>
+              <w:t>6.68</w:t>
             </w:r>
           </w:p>
         </w:tc>
@@ -1352,7 +1595,7 @@
               <w:rPr>
                 <w:sz w:val="18"/>
               </w:rPr>
-              <w:t>8.24</w:t>
+              <w:t>8.10</w:t>
             </w:r>
           </w:p>
         </w:tc>
@@ -1368,7 +1611,7 @@
               <w:rPr>
                 <w:sz w:val="18"/>
               </w:rPr>
-              <w:t>-9.78</w:t>
+              <w:t>-5.79</w:t>
             </w:r>
           </w:p>
         </w:tc>
@@ -1393,7 +1636,7 @@
     <w:p/>
     <w:p>
       <w:r>
-        <w:t>All three pairwise comparisons are statistically significant (p &lt; 0.001). Prompt C significantly outperforms both B and A on all measures.</w:t>
+        <w:t>All three pairwise comparisons are statistically significant (p &lt; 0.05). Prompt C significantly outperforms the other strategies on every measure.</w:t>
       </w:r>
     </w:p>
     <w:p>
@@ -1404,7 +1647,7 @@
         <w:rPr>
           <w:color w:val="1A478A"/>
         </w:rPr>
-        <w:t>3.5 Dimension-Specific ANOVA Results</w:t>
+        <w:t>3.10 Dimension-Specific ANOVA Results</w:t>
       </w:r>
     </w:p>
     <w:tbl>
@@ -1555,7 +1798,7 @@
               <w:rPr>
                 <w:sz w:val="18"/>
               </w:rPr>
-              <w:t>3.3</w:t>
+              <w:t>3.5</w:t>
             </w:r>
           </w:p>
         </w:tc>
@@ -1571,7 +1814,7 @@
               <w:rPr>
                 <w:sz w:val="18"/>
               </w:rPr>
-              <w:t>6.7</w:t>
+              <w:t>6.5</w:t>
             </w:r>
           </w:p>
         </w:tc>
@@ -1587,7 +1830,7 @@
               <w:rPr>
                 <w:sz w:val="18"/>
               </w:rPr>
-              <w:t>8.4</w:t>
+              <w:t>7.7</w:t>
             </w:r>
           </w:p>
         </w:tc>
@@ -1603,7 +1846,7 @@
               <w:rPr>
                 <w:sz w:val="18"/>
               </w:rPr>
-              <w:t>65.00</w:t>
+              <w:t>38.73</w:t>
             </w:r>
           </w:p>
         </w:tc>
@@ -1653,7 +1896,7 @@
               <w:rPr>
                 <w:sz w:val="18"/>
               </w:rPr>
-              <w:t>47.3</w:t>
+              <w:t>48.1</w:t>
             </w:r>
           </w:p>
         </w:tc>
@@ -1669,7 +1912,7 @@
               <w:rPr>
                 <w:sz w:val="18"/>
               </w:rPr>
-              <w:t>72.4</w:t>
+              <w:t>71.2</w:t>
             </w:r>
           </w:p>
         </w:tc>
@@ -1685,7 +1928,7 @@
               <w:rPr>
                 <w:sz w:val="18"/>
               </w:rPr>
-              <w:t>88.9</w:t>
+              <w:t>88.8</w:t>
             </w:r>
           </w:p>
         </w:tc>
@@ -1701,7 +1944,7 @@
               <w:rPr>
                 <w:sz w:val="18"/>
               </w:rPr>
-              <w:t>76.21</w:t>
+              <w:t>57.89</w:t>
             </w:r>
           </w:p>
         </w:tc>
@@ -1751,7 +1994,7 @@
               <w:rPr>
                 <w:sz w:val="18"/>
               </w:rPr>
-              <w:t>3.9</w:t>
+              <w:t>3.8</w:t>
             </w:r>
           </w:p>
         </w:tc>
@@ -1767,7 +2010,7 @@
               <w:rPr>
                 <w:sz w:val="18"/>
               </w:rPr>
-              <w:t>7.3</w:t>
+              <w:t>7.1</w:t>
             </w:r>
           </w:p>
         </w:tc>
@@ -1799,7 +2042,7 @@
               <w:rPr>
                 <w:sz w:val="18"/>
               </w:rPr>
-              <w:t>54.39</w:t>
+              <w:t>42.26</w:t>
             </w:r>
           </w:p>
         </w:tc>
@@ -1849,7 +2092,7 @@
               <w:rPr>
                 <w:sz w:val="18"/>
               </w:rPr>
-              <w:t>2.5</w:t>
+              <w:t>2.8</w:t>
             </w:r>
           </w:p>
         </w:tc>
@@ -1881,7 +2124,7 @@
               <w:rPr>
                 <w:sz w:val="18"/>
               </w:rPr>
-              <w:t>8.2</w:t>
+              <w:t>8.3</w:t>
             </w:r>
           </w:p>
         </w:tc>
@@ -1897,7 +2140,7 @@
               <w:rPr>
                 <w:sz w:val="18"/>
               </w:rPr>
-              <w:t>80.63</w:t>
+              <w:t>80.36</w:t>
             </w:r>
           </w:p>
         </w:tc>
@@ -1947,7 +2190,7 @@
               <w:rPr>
                 <w:sz w:val="18"/>
               </w:rPr>
-              <w:t>4.5</w:t>
+              <w:t>5.2</w:t>
             </w:r>
           </w:p>
         </w:tc>
@@ -1963,7 +2206,7 @@
               <w:rPr>
                 <w:sz w:val="18"/>
               </w:rPr>
-              <w:t>6.2</w:t>
+              <w:t>6.4</w:t>
             </w:r>
           </w:p>
         </w:tc>
@@ -1979,7 +2222,7 @@
               <w:rPr>
                 <w:sz w:val="18"/>
               </w:rPr>
-              <w:t>7.9</w:t>
+              <w:t>8.1</w:t>
             </w:r>
           </w:p>
         </w:tc>
@@ -1995,7 +2238,7 @@
               <w:rPr>
                 <w:sz w:val="18"/>
               </w:rPr>
-              <w:t>48.79</w:t>
+              <w:t>20.23</w:t>
             </w:r>
           </w:p>
         </w:tc>
@@ -2020,7 +2263,7 @@
     <w:p/>
     <w:p>
       <w:r>
-        <w:t>Every individual validation dimension shows statistically significant differences across prompts (all p &lt; 0.001). Transparency shows the largest effect.</w:t>
+        <w:t>Every individual validation dimension shows statistically significant differences across prompts. Transparency shows one of the largest effects.</w:t>
       </w:r>
     </w:p>
     <w:p>
@@ -2031,7 +2274,7 @@
         <w:rPr>
           <w:color w:val="1A478A"/>
         </w:rPr>
-        <w:t>3.6 Sample Validation Output — One Report Per Prompt</w:t>
+        <w:t>3.11 Sample Validation Output — One Report Per Prompt</w:t>
       </w:r>
     </w:p>
     <w:p>
@@ -2714,13 +2957,13 @@
     </w:p>
     <w:p>
       <w:r>
-        <w:t>Bartlett's test for homogeneity of variance: statistic = 4.08, p = 0.130. Since p &gt; 0.05, we can assume equal variances and use standard one-way ANOVA.</w:t>
+        <w:t>Bartlett's test for homogeneity of variance: statistic = 1.16, p = 0.559. Since p &gt; 0.05, we assume equal variances and use standard one-way ANOVA.</w:t>
       </w:r>
     </w:p>
     <w:p/>
     <w:p>
       <w:r>
-        <w:t>ANOVA Results:</w:t>
+        <w:t>One-Way ANOVA (equal variances) Results:</w:t>
       </w:r>
     </w:p>
     <w:p>
@@ -2728,7 +2971,7 @@
         <w:pStyle w:val="ListBullet"/>
       </w:pPr>
       <w:r>
-        <w:t>F(2, 42) = 296.88, p &lt; 0.001</w:t>
+        <w:t>F(2, 42) = 168.46, p &lt; 0.001</w:t>
       </w:r>
     </w:p>
     <w:p>
@@ -2736,7 +2979,7 @@
         <w:pStyle w:val="ListBullet"/>
       </w:pPr>
       <w:r>
-        <w:t>Effect size (η²) = 0.934 (very large effect)</w:t>
+        <w:t>Effect size (η²) = 0.889 (very large effect)</w:t>
       </w:r>
     </w:p>
     <w:p>
@@ -2758,7 +3001,7 @@
         <w:pStyle w:val="ListBullet"/>
       </w:pPr>
       <w:r>
-        <w:t>A vs B: t = -14.92, p &lt; 0.001 — Prompt B significantly better than A</w:t>
+        <w:t>A vs B: t = -11.64, p &lt; 0.001 — Prompt B significantly better</w:t>
       </w:r>
     </w:p>
     <w:p>
@@ -2766,7 +3009,7 @@
         <w:pStyle w:val="ListBullet"/>
       </w:pPr>
       <w:r>
-        <w:t>A vs C: t = -21.93, p &lt; 0.001 — Prompt C significantly better than A</w:t>
+        <w:t>A vs C: t = -19.79, p &lt; 0.001 — Prompt C significantly better</w:t>
       </w:r>
     </w:p>
     <w:p>
@@ -2774,13 +3017,13 @@
         <w:pStyle w:val="ListBullet"/>
       </w:pPr>
       <w:r>
-        <w:t>B vs C: t = -9.78, p &lt; 0.001 — Prompt C significantly better than B</w:t>
+        <w:t>B vs C: t = -5.79, p &lt; 0.001 — Prompt C significantly better</w:t>
       </w:r>
     </w:p>
     <w:p/>
     <w:p>
       <w:r>
-        <w:t>Interpretation: Chain-of-thought prompting (Prompt C) produces significantly higher-quality decision support reports than both structured (Prompt B) and minimal (Prompt A) approaches. The effect is very large (η² = 0.934), meaning 93.4% of the variance in composite scores is explained by prompt strategy.</w:t>
+        <w:t>Interpretation: Chain-of-thought prompting (Prompt C) produces significantly higher-quality decision support reports than both structured (Prompt B) and minimal (Prompt A) approaches. The effect is very large (η² = 0.889), meaning 88.9% of the variance in composite scores is explained by prompt strategy.</w:t>
       </w:r>
     </w:p>
     <w:p>
@@ -2974,7 +3217,7 @@
               <w:rPr>
                 <w:sz w:val="18"/>
               </w:rPr>
-              <w:t>requests, pandas, scipy, pingouin, python-dotenv</w:t>
+              <w:t>requests, pandas, scipy, pingouin, matplotlib, seaborn, python-dotenv</w:t>
             </w:r>
           </w:p>
         </w:tc>
@@ -3058,7 +3301,7 @@
               <w:rPr>
                 <w:sz w:val="18"/>
               </w:rPr>
-              <w:t>CSV (validation_scores.csv) + console output</w:t>
+              <w:t>CSV (validation_scores.csv) + 7 PNG figures + console output</w:t>
             </w:r>
           </w:p>
         </w:tc>
@@ -3115,37 +3358,37 @@
     </w:p>
     <w:p>
       <w:r>
-        <w:t>2. Navigate to the module: cd dsai/11_decision_support</w:t>
+        <w:t>2. Navigate to the repo: cd dsai</w:t>
       </w:r>
     </w:p>
     <w:p>
       <w:r>
-        <w:t>3. Install dependencies: pip install requests python-dotenv pandas scipy pingouin</w:t>
+        <w:t>3. Install dependencies: pip install requests python-dotenv pandas scipy pingouin matplotlib seaborn python-docx</w:t>
       </w:r>
     </w:p>
     <w:p>
       <w:r>
-        <w:t>4. Create .env file (copy from .env.example): cp .env.example .env</w:t>
+        <w:t>4. Create .env file: cp 11_decision_support/.env.example 11_decision_support/.env</w:t>
       </w:r>
     </w:p>
     <w:p>
       <w:r>
-        <w:t>5. Add your Ollama Cloud API key to the .env file</w:t>
+        <w:t>5. Add your Ollama Cloud API key to the .env file (or leave SIMULATION_MODE=True to run offline)</w:t>
       </w:r>
     </w:p>
     <w:p>
       <w:r>
-        <w:t>6. Set SIMULATION_MODE = False in validate_reports.py for live API calls</w:t>
+        <w:t>6. Run the validation experiment: python 11_decision_support/validate_reports.py</w:t>
       </w:r>
     </w:p>
     <w:p>
       <w:r>
-        <w:t>7. Run the script: python validate_reports.py</w:t>
+        <w:t>7. CSV results and 7 PNG figures are saved to 11_decision_support/data/ and data/figures/</w:t>
       </w:r>
     </w:p>
     <w:p>
       <w:r>
-        <w:t>8. Results are saved to data/validation_scores.csv</w:t>
+        <w:t>8. Regenerate the docx: python 11_decision_support/generate_homework3.py</w:t>
       </w:r>
     </w:p>
     <w:p/>
@@ -3162,19 +3405,35 @@
         </w:rPr>
         <w:t>11_decision_support/</w:t>
         <w:br/>
-        <w:t>├── validate_reports.py      # Main validation system</w:t>
+        <w:t>├── validate_reports.py        # Main validation system + figure generation</w:t>
         <w:br/>
-        <w:t>├── generate_homework3.py    # .docx generator</w:t>
+        <w:t>├── generate_homework3.py      # .docx generator (this file)</w:t>
         <w:br/>
-        <w:t>├── decider.py               # Venue recommendation tool</w:t>
+        <w:t>├── decider.py                 # Venue recommendation tool</w:t>
         <w:br/>
-        <w:t>├── assigner.py              # Staff-client matching tool</w:t>
+        <w:t>├── assigner.py                # Staff-client matching tool</w:t>
         <w:br/>
-        <w:t>├── .env.example             # Environment template</w:t>
+        <w:t>├── .env.example               # Environment template</w:t>
         <w:br/>
         <w:t>└── data/</w:t>
         <w:br/>
-        <w:t xml:space="preserve">    └── validation_scores.csv # Experiment results</w:t>
+        <w:t xml:space="preserve">    ├── validation_scores.csv  # 45-row experiment results</w:t>
+        <w:br/>
+        <w:t xml:space="preserve">    └── figures/               # 7 PNG figures embedded in this docx</w:t>
+        <w:br/>
+        <w:t xml:space="preserve">        ├── boxplot_composite_by_prompt.png</w:t>
+        <w:br/>
+        <w:t xml:space="preserve">        ├── dimension_means_grouped_bar.png</w:t>
+        <w:br/>
+        <w:t xml:space="preserve">        ├── violin_composite_by_prompt.png</w:t>
+        <w:br/>
+        <w:t xml:space="preserve">        ├── dimension_heatmap.png</w:t>
+        <w:br/>
+        <w:t xml:space="preserve">        ├── console_startup.png</w:t>
+        <w:br/>
+        <w:t xml:space="preserve">        ├── console_statistical_output.png</w:t>
+        <w:br/>
+        <w:t xml:space="preserve">        └── rubric_criteria.png</w:t>
       </w:r>
     </w:p>
     <w:sectPr>

--- a/11_decision_support/HOMEWORK3_Yashvi_Gupta.docx
+++ b/11_decision_support/HOMEWORK3_Yashvi_Gupta.docx
@@ -2301,7 +2301,7 @@
           <w:i/>
           <w:sz w:val="18"/>
         </w:rPr>
-        <w:t>Validation Scores: reasoning=5, completeness=52%, actionability=2, transparency=3, bias_free=True, grounding=4, composite=3.89</w:t>
+        <w:t>Validation Scores: reasoning=4, completeness=54%, actionability=5, transparency=5, bias_free=True, grounding=6, composite=4.98</w:t>
       </w:r>
     </w:p>
     <w:p/>
@@ -2335,7 +2335,7 @@
           <w:i/>
           <w:sz w:val="18"/>
         </w:rPr>
-        <w:t>Validation Scores: reasoning=7, completeness=81%, actionability=7, transparency=7, bias_free=False, grounding=7, composite=7.22</w:t>
+        <w:t>Validation Scores: reasoning=6, completeness=70%, actionability=7, transparency=7, bias_free=True, grounding=6, composite=6.6</w:t>
       </w:r>
     </w:p>
     <w:p/>
@@ -2373,7 +2373,7 @@
           <w:i/>
           <w:sz w:val="18"/>
         </w:rPr>
-        <w:t>Validation Scores: reasoning=9, completeness=99%, actionability=8, transparency=7, bias_free=True, grounding=8, composite=8.43</w:t>
+        <w:t>Validation Scores: reasoning=8, completeness=94%, actionability=8, transparency=8, bias_free=True, grounding=8, composite=8.28</w:t>
       </w:r>
     </w:p>
     <w:p/>

--- a/11_decision_support/HOMEWORK3_Yashvi_Gupta.docx
+++ b/11_decision_support/HOMEWORK3_Yashvi_Gupta.docx
@@ -279,12 +279,12 @@
         <w:rPr>
           <w:color w:val="1A478A"/>
         </w:rPr>
-        <w:t>3.1 Validation System In Action — Console Startup</w:t>
+        <w:t>3.1 Validation System In Action — Live Terminal Run</w:t>
       </w:r>
     </w:p>
     <w:p>
       <w:r>
-        <w:t>Screenshot of the validation system starting up, listing the three prompt strategies and the custom validation criteria (terminal output captured as PNG):</w:t>
+        <w:t>Live screenshot of the validation system running in Terminal.app, showing system startup, the three prompt strategies, the custom validation criteria, and the experiment loop generating 15 reports per prompt:</w:t>
       </w:r>
     </w:p>
     <w:p>
@@ -294,7 +294,7 @@
       <w:r>
         <w:drawing>
           <wp:inline xmlns:a="http://schemas.openxmlformats.org/drawingml/2006/main" xmlns:pic="http://schemas.openxmlformats.org/drawingml/2006/picture">
-            <wp:extent cx="5760720" cy="4139504"/>
+            <wp:extent cx="5760720" cy="6461092"/>
             <wp:docPr id="1" name="Picture 1"/>
             <wp:cNvGraphicFramePr>
               <a:graphicFrameLocks noChangeAspect="1"/>
@@ -303,7 +303,7 @@
               <a:graphicData uri="http://schemas.openxmlformats.org/drawingml/2006/picture">
                 <pic:pic>
                   <pic:nvPicPr>
-                    <pic:cNvPr id="0" name="console_startup.png"/>
+                    <pic:cNvPr id="0" name="real_terminal_1_startup.png"/>
                     <pic:cNvPicPr/>
                   </pic:nvPicPr>
                   <pic:blipFill>
@@ -315,7 +315,7 @@
                   <pic:spPr>
                     <a:xfrm>
                       <a:off x="0" y="0"/>
-                      <a:ext cx="5760720" cy="4139504"/>
+                      <a:ext cx="5760720" cy="6461092"/>
                     </a:xfrm>
                     <a:prstGeom prst="rect"/>
                   </pic:spPr>
@@ -336,7 +336,7 @@
           <w:color w:val="555555"/>
           <w:sz w:val="18"/>
         </w:rPr>
-        <w:t>Figure 1. Console output showing the validation system in action: model configuration, the three prompt strategies, and the custom criteria.</w:t>
+        <w:t>Figure 1. Live terminal output: validation system in action — model config, prompt strategies, custom criteria, and the experiment loop.</w:t>
       </w:r>
     </w:p>
     <w:p>
@@ -1183,12 +1183,12 @@
         <w:rPr>
           <w:color w:val="1A478A"/>
         </w:rPr>
-        <w:t>3.7 Statistical Analysis Output (Screenshot)</w:t>
+        <w:t>3.7 Statistical Analysis Output — Live Terminal Run</w:t>
       </w:r>
     </w:p>
     <w:p>
       <w:r>
-        <w:t>Terminal screenshot of the complete statistical analysis output, including Bartlett's test, ANOVA, and pairwise t-tests:</w:t>
+        <w:t>Live screenshot of the descriptive statistics, Bartlett's test, one-way ANOVA, and Bonferroni-corrected pairwise t-tests as produced by the running script:</w:t>
       </w:r>
     </w:p>
     <w:p>
@@ -1198,7 +1198,7 @@
       <w:r>
         <w:drawing>
           <wp:inline xmlns:a="http://schemas.openxmlformats.org/drawingml/2006/main" xmlns:pic="http://schemas.openxmlformats.org/drawingml/2006/picture">
-            <wp:extent cx="5760720" cy="4139504"/>
+            <wp:extent cx="5760720" cy="6125625"/>
             <wp:docPr id="6" name="Picture 6"/>
             <wp:cNvGraphicFramePr>
               <a:graphicFrameLocks noChangeAspect="1"/>
@@ -1207,7 +1207,7 @@
               <a:graphicData uri="http://schemas.openxmlformats.org/drawingml/2006/picture">
                 <pic:pic>
                   <pic:nvPicPr>
-                    <pic:cNvPr id="0" name="console_statistical_output.png"/>
+                    <pic:cNvPr id="0" name="real_terminal_2_stats.png"/>
                     <pic:cNvPicPr/>
                   </pic:nvPicPr>
                   <pic:blipFill>
@@ -1219,7 +1219,7 @@
                   <pic:spPr>
                     <a:xfrm>
                       <a:off x="0" y="0"/>
-                      <a:ext cx="5760720" cy="4139504"/>
+                      <a:ext cx="5760720" cy="6125625"/>
                     </a:xfrm>
                     <a:prstGeom prst="rect"/>
                   </pic:spPr>
@@ -1240,7 +1240,7 @@
           <w:color w:val="555555"/>
           <w:sz w:val="18"/>
         </w:rPr>
-        <w:t>Figure 6. Console output of the statistical analysis. ANOVA F(2,42)=168.46, p &lt; 0.001, all 3 pairwise comparisons significant.</w:t>
+        <w:t>Figure 6. Live terminal output of the statistical analysis. ANOVA F(2,42)=168.46, p &lt; 0.001, all 3 pairwise comparisons significant.</w:t>
       </w:r>
     </w:p>
     <w:p>
@@ -2377,6 +2377,230 @@
       </w:r>
     </w:p>
     <w:p/>
+    <w:p>
+      <w:pPr>
+        <w:pStyle w:val="Heading2"/>
+      </w:pPr>
+      <w:r>
+        <w:rPr>
+          <w:color w:val="1A478A"/>
+        </w:rPr>
+        <w:t>3.12 Additional Live Terminal Screenshots</w:t>
+      </w:r>
+    </w:p>
+    <w:p>
+      <w:r>
+        <w:t>The following live screenshots show the remaining stages of the running script: dimension-specific ANOVA, sample validation output, figure generation, and the final experiment-complete summary.</w:t>
+      </w:r>
+    </w:p>
+    <w:p>
+      <w:pPr>
+        <w:jc w:val="center"/>
+      </w:pPr>
+      <w:r>
+        <w:drawing>
+          <wp:inline xmlns:a="http://schemas.openxmlformats.org/drawingml/2006/main" xmlns:pic="http://schemas.openxmlformats.org/drawingml/2006/picture">
+            <wp:extent cx="5760720" cy="3561070"/>
+            <wp:docPr id="7" name="Picture 7"/>
+            <wp:cNvGraphicFramePr>
+              <a:graphicFrameLocks noChangeAspect="1"/>
+            </wp:cNvGraphicFramePr>
+            <a:graphic>
+              <a:graphicData uri="http://schemas.openxmlformats.org/drawingml/2006/picture">
+                <pic:pic>
+                  <pic:nvPicPr>
+                    <pic:cNvPr id="0" name="real_terminal_3_dimension_anova.png"/>
+                    <pic:cNvPicPr/>
+                  </pic:nvPicPr>
+                  <pic:blipFill>
+                    <a:blip r:embed="rId15"/>
+                    <a:stretch>
+                      <a:fillRect/>
+                    </a:stretch>
+                  </pic:blipFill>
+                  <pic:spPr>
+                    <a:xfrm>
+                      <a:off x="0" y="0"/>
+                      <a:ext cx="5760720" cy="3561070"/>
+                    </a:xfrm>
+                    <a:prstGeom prst="rect"/>
+                  </pic:spPr>
+                </pic:pic>
+              </a:graphicData>
+            </a:graphic>
+          </wp:inline>
+        </w:drawing>
+      </w:r>
+    </w:p>
+    <w:p>
+      <w:pPr>
+        <w:jc w:val="center"/>
+      </w:pPr>
+      <w:r>
+        <w:rPr>
+          <w:i/>
+          <w:color w:val="555555"/>
+          <w:sz w:val="18"/>
+        </w:rPr>
+        <w:t>Figure 7. Live terminal output of the per-dimension ANOVA — every validation criterion shows a statistically significant difference across prompts (all p &lt; 0.001).</w:t>
+      </w:r>
+    </w:p>
+    <w:p>
+      <w:pPr>
+        <w:jc w:val="center"/>
+      </w:pPr>
+      <w:r>
+        <w:drawing>
+          <wp:inline xmlns:a="http://schemas.openxmlformats.org/drawingml/2006/main" xmlns:pic="http://schemas.openxmlformats.org/drawingml/2006/picture">
+            <wp:extent cx="5760720" cy="3397925"/>
+            <wp:docPr id="8" name="Picture 8"/>
+            <wp:cNvGraphicFramePr>
+              <a:graphicFrameLocks noChangeAspect="1"/>
+            </wp:cNvGraphicFramePr>
+            <a:graphic>
+              <a:graphicData uri="http://schemas.openxmlformats.org/drawingml/2006/picture">
+                <pic:pic>
+                  <pic:nvPicPr>
+                    <pic:cNvPr id="0" name="real_terminal_4_sample_validation.png"/>
+                    <pic:cNvPicPr/>
+                  </pic:nvPicPr>
+                  <pic:blipFill>
+                    <a:blip r:embed="rId16"/>
+                    <a:stretch>
+                      <a:fillRect/>
+                    </a:stretch>
+                  </pic:blipFill>
+                  <pic:spPr>
+                    <a:xfrm>
+                      <a:off x="0" y="0"/>
+                      <a:ext cx="5760720" cy="3397925"/>
+                    </a:xfrm>
+                    <a:prstGeom prst="rect"/>
+                  </pic:spPr>
+                </pic:pic>
+              </a:graphicData>
+            </a:graphic>
+          </wp:inline>
+        </w:drawing>
+      </w:r>
+    </w:p>
+    <w:p>
+      <w:pPr>
+        <w:jc w:val="center"/>
+      </w:pPr>
+      <w:r>
+        <w:rPr>
+          <w:i/>
+          <w:color w:val="555555"/>
+          <w:sz w:val="18"/>
+        </w:rPr>
+        <w:t>Figure 8. Live terminal output of one sample validation per prompt, with the validation scores returned by the AI reviewer.</w:t>
+      </w:r>
+    </w:p>
+    <w:p>
+      <w:pPr>
+        <w:jc w:val="center"/>
+      </w:pPr>
+      <w:r>
+        <w:drawing>
+          <wp:inline xmlns:a="http://schemas.openxmlformats.org/drawingml/2006/main" xmlns:pic="http://schemas.openxmlformats.org/drawingml/2006/picture">
+            <wp:extent cx="5760720" cy="5035004"/>
+            <wp:docPr id="9" name="Picture 9"/>
+            <wp:cNvGraphicFramePr>
+              <a:graphicFrameLocks noChangeAspect="1"/>
+            </wp:cNvGraphicFramePr>
+            <a:graphic>
+              <a:graphicData uri="http://schemas.openxmlformats.org/drawingml/2006/picture">
+                <pic:pic>
+                  <pic:nvPicPr>
+                    <pic:cNvPr id="0" name="real_terminal_5_visualizations.png"/>
+                    <pic:cNvPicPr/>
+                  </pic:nvPicPr>
+                  <pic:blipFill>
+                    <a:blip r:embed="rId17"/>
+                    <a:stretch>
+                      <a:fillRect/>
+                    </a:stretch>
+                  </pic:blipFill>
+                  <pic:spPr>
+                    <a:xfrm>
+                      <a:off x="0" y="0"/>
+                      <a:ext cx="5760720" cy="5035004"/>
+                    </a:xfrm>
+                    <a:prstGeom prst="rect"/>
+                  </pic:spPr>
+                </pic:pic>
+              </a:graphicData>
+            </a:graphic>
+          </wp:inline>
+        </w:drawing>
+      </w:r>
+    </w:p>
+    <w:p>
+      <w:pPr>
+        <w:jc w:val="center"/>
+      </w:pPr>
+      <w:r>
+        <w:rPr>
+          <w:i/>
+          <w:color w:val="555555"/>
+          <w:sz w:val="18"/>
+        </w:rPr>
+        <w:t>Figure 9. Live terminal output showing the figure-generation step writing 7 PNG visualizations to data/figures/.</w:t>
+      </w:r>
+    </w:p>
+    <w:p>
+      <w:pPr>
+        <w:jc w:val="center"/>
+      </w:pPr>
+      <w:r>
+        <w:drawing>
+          <wp:inline xmlns:a="http://schemas.openxmlformats.org/drawingml/2006/main" xmlns:pic="http://schemas.openxmlformats.org/drawingml/2006/picture">
+            <wp:extent cx="5760720" cy="4995624"/>
+            <wp:docPr id="10" name="Picture 10"/>
+            <wp:cNvGraphicFramePr>
+              <a:graphicFrameLocks noChangeAspect="1"/>
+            </wp:cNvGraphicFramePr>
+            <a:graphic>
+              <a:graphicData uri="http://schemas.openxmlformats.org/drawingml/2006/picture">
+                <pic:pic>
+                  <pic:nvPicPr>
+                    <pic:cNvPr id="0" name="real_terminal_6_complete.png"/>
+                    <pic:cNvPicPr/>
+                  </pic:nvPicPr>
+                  <pic:blipFill>
+                    <a:blip r:embed="rId18"/>
+                    <a:stretch>
+                      <a:fillRect/>
+                    </a:stretch>
+                  </pic:blipFill>
+                  <pic:spPr>
+                    <a:xfrm>
+                      <a:off x="0" y="0"/>
+                      <a:ext cx="5760720" cy="4995624"/>
+                    </a:xfrm>
+                    <a:prstGeom prst="rect"/>
+                  </pic:spPr>
+                </pic:pic>
+              </a:graphicData>
+            </a:graphic>
+          </wp:inline>
+        </w:drawing>
+      </w:r>
+    </w:p>
+    <w:p>
+      <w:pPr>
+        <w:jc w:val="center"/>
+      </w:pPr>
+      <w:r>
+        <w:rPr>
+          <w:i/>
+          <w:color w:val="555555"/>
+          <w:sz w:val="18"/>
+        </w:rPr>
+        <w:t>Figure 10. Live terminal output of the final experiment-complete summary: best prompt = C, ANOVA p ≈ 0, 45 reports validated.</w:t>
+      </w:r>
+    </w:p>
     <w:p>
       <w:r>
         <w:t>────────────────────────────────────────────────────────────</w:t>

--- a/11_decision_support/HOMEWORK3_Yashvi_Gupta.docx
+++ b/11_decision_support/HOMEWORK3_Yashvi_Gupta.docx
@@ -98,13 +98,16 @@
         </w:rPr>
         <w:t xml:space="preserve">Validation system script: </w:t>
       </w:r>
-      <w:r>
-        <w:rPr>
-          <w:color w:val="0563C1"/>
-          <w:sz w:val="18"/>
-        </w:rPr>
-        <w:t>https://github.com/yashvigupta7/dsai/blob/main/11_decision_support/validate_reports.py</w:t>
-      </w:r>
+      <w:hyperlink r:id="rId9">
+        <w:r>
+          <w:rPr>
+            <w:color w:val="0563C1"/>
+            <w:u w:val="single"/>
+            <w:sz w:val="18"/>
+          </w:rPr>
+          <w:t xml:space="preserve">https://github.com/yashvigupta7/dsai/blob/main/11_decision_support/validate_reports.py</w:t>
+        </w:r>
+      </w:hyperlink>
     </w:p>
     <w:p>
       <w:pPr>
@@ -116,13 +119,16 @@
         </w:rPr>
         <w:t xml:space="preserve">Validation criteria/rubric (defined in validate_reports.py, VALIDATION_CRITERIA variable): </w:t>
       </w:r>
-      <w:r>
-        <w:rPr>
-          <w:color w:val="0563C1"/>
-          <w:sz w:val="18"/>
-        </w:rPr>
-        <w:t>https://github.com/yashvigupta7/dsai/blob/main/11_decision_support/validate_reports.py</w:t>
-      </w:r>
+      <w:hyperlink r:id="rId9">
+        <w:r>
+          <w:rPr>
+            <w:color w:val="0563C1"/>
+            <w:u w:val="single"/>
+            <w:sz w:val="18"/>
+          </w:rPr>
+          <w:t xml:space="preserve">https://github.com/yashvigupta7/dsai/blob/main/11_decision_support/validate_reports.py</w:t>
+        </w:r>
+      </w:hyperlink>
     </w:p>
     <w:p>
       <w:pPr>
@@ -134,13 +140,16 @@
         </w:rPr>
         <w:t xml:space="preserve">Validation scores output (CSV results): </w:t>
       </w:r>
-      <w:r>
-        <w:rPr>
-          <w:color w:val="0563C1"/>
-          <w:sz w:val="18"/>
-        </w:rPr>
-        <w:t>https://github.com/yashvigupta7/dsai/blob/main/11_decision_support/data/validation_scores.csv</w:t>
-      </w:r>
+      <w:hyperlink r:id="rId10">
+        <w:r>
+          <w:rPr>
+            <w:color w:val="0563C1"/>
+            <w:u w:val="single"/>
+            <w:sz w:val="18"/>
+          </w:rPr>
+          <w:t xml:space="preserve">https://github.com/yashvigupta7/dsai/blob/main/11_decision_support/data/validation_scores.csv</w:t>
+        </w:r>
+      </w:hyperlink>
     </w:p>
     <w:p>
       <w:pPr>
@@ -152,13 +161,16 @@
         </w:rPr>
         <w:t xml:space="preserve">Validation figures (7 PNGs: boxplot, heatmap, bar chart, console screenshots): </w:t>
       </w:r>
-      <w:r>
-        <w:rPr>
-          <w:color w:val="0563C1"/>
-          <w:sz w:val="18"/>
-        </w:rPr>
-        <w:t>https://github.com/yashvigupta7/dsai/tree/main/11_decision_support/data/figures</w:t>
-      </w:r>
+      <w:hyperlink r:id="rId11">
+        <w:r>
+          <w:rPr>
+            <w:color w:val="0563C1"/>
+            <w:u w:val="single"/>
+            <w:sz w:val="18"/>
+          </w:rPr>
+          <w:t xml:space="preserve">https://github.com/yashvigupta7/dsai/tree/main/11_decision_support/data/figures</w:t>
+        </w:r>
+      </w:hyperlink>
     </w:p>
     <w:p>
       <w:pPr>
@@ -170,13 +182,16 @@
         </w:rPr>
         <w:t xml:space="preserve">Decider script — source of venue reports validated: </w:t>
       </w:r>
-      <w:r>
-        <w:rPr>
-          <w:color w:val="0563C1"/>
-          <w:sz w:val="18"/>
-        </w:rPr>
-        <w:t>https://github.com/yashvigupta7/dsai/blob/main/11_decision_support/decider.py</w:t>
-      </w:r>
+      <w:hyperlink r:id="rId12">
+        <w:r>
+          <w:rPr>
+            <w:color w:val="0563C1"/>
+            <w:u w:val="single"/>
+            <w:sz w:val="18"/>
+          </w:rPr>
+          <w:t xml:space="preserve">https://github.com/yashvigupta7/dsai/blob/main/11_decision_support/decider.py</w:t>
+        </w:r>
+      </w:hyperlink>
     </w:p>
     <w:p>
       <w:pPr>
@@ -188,13 +203,16 @@
         </w:rPr>
         <w:t xml:space="preserve">Homework 2 submission (prior homework report): </w:t>
       </w:r>
-      <w:r>
-        <w:rPr>
-          <w:color w:val="0563C1"/>
-          <w:sz w:val="18"/>
-        </w:rPr>
-        <w:t>https://github.com/yashvigupta7/dsai/blob/main/08_function_calling/HOMEWORK2_Yashvi_Gupta.docx</w:t>
-      </w:r>
+      <w:hyperlink r:id="rId13">
+        <w:r>
+          <w:rPr>
+            <w:color w:val="0563C1"/>
+            <w:u w:val="single"/>
+            <w:sz w:val="18"/>
+          </w:rPr>
+          <w:t xml:space="preserve">https://github.com/yashvigupta7/dsai/blob/main/08_function_calling/HOMEWORK2_Yashvi_Gupta.docx</w:t>
+        </w:r>
+      </w:hyperlink>
     </w:p>
     <w:p>
       <w:pPr>
@@ -206,13 +224,16 @@
         </w:rPr>
         <w:t xml:space="preserve">Homework 1 submission (prior homework report): </w:t>
       </w:r>
-      <w:r>
-        <w:rPr>
-          <w:color w:val="0563C1"/>
-          <w:sz w:val="18"/>
-        </w:rPr>
-        <w:t>https://github.com/yashvigupta7/dsai/blob/main/03_query_ai/HOMEWORK1_submission.md</w:t>
-      </w:r>
+      <w:hyperlink r:id="rId14">
+        <w:r>
+          <w:rPr>
+            <w:color w:val="0563C1"/>
+            <w:u w:val="single"/>
+            <w:sz w:val="18"/>
+          </w:rPr>
+          <w:t xml:space="preserve">https://github.com/yashvigupta7/dsai/blob/main/03_query_ai/HOMEWORK1_submission.md</w:t>
+        </w:r>
+      </w:hyperlink>
     </w:p>
     <w:p>
       <w:pPr>
@@ -224,13 +245,16 @@
         </w:rPr>
         <w:t xml:space="preserve">.docx generator for this homework: </w:t>
       </w:r>
-      <w:r>
-        <w:rPr>
-          <w:color w:val="0563C1"/>
-          <w:sz w:val="18"/>
-        </w:rPr>
-        <w:t>https://github.com/yashvigupta7/dsai/blob/main/11_decision_support/generate_homework3.py</w:t>
-      </w:r>
+      <w:hyperlink r:id="rId15">
+        <w:r>
+          <w:rPr>
+            <w:color w:val="0563C1"/>
+            <w:u w:val="single"/>
+            <w:sz w:val="18"/>
+          </w:rPr>
+          <w:t xml:space="preserve">https://github.com/yashvigupta7/dsai/blob/main/11_decision_support/generate_homework3.py</w:t>
+        </w:r>
+      </w:hyperlink>
     </w:p>
     <w:p>
       <w:pPr>
@@ -242,13 +266,16 @@
         </w:rPr>
         <w:t xml:space="preserve">11_decision_support directory (full module): </w:t>
       </w:r>
-      <w:r>
-        <w:rPr>
-          <w:color w:val="0563C1"/>
-          <w:sz w:val="18"/>
-        </w:rPr>
-        <w:t>https://github.com/yashvigupta7/dsai/tree/main/11_decision_support</w:t>
-      </w:r>
+      <w:hyperlink r:id="rId16">
+        <w:r>
+          <w:rPr>
+            <w:color w:val="0563C1"/>
+            <w:u w:val="single"/>
+            <w:sz w:val="18"/>
+          </w:rPr>
+          <w:t xml:space="preserve">https://github.com/yashvigupta7/dsai/tree/main/11_decision_support</w:t>
+        </w:r>
+      </w:hyperlink>
     </w:p>
     <w:p>
       <w:r>
@@ -307,7 +334,7 @@
                     <pic:cNvPicPr/>
                   </pic:nvPicPr>
                   <pic:blipFill>
-                    <a:blip r:embed="rId9"/>
+                    <a:blip r:embed="rId17"/>
                     <a:stretch>
                       <a:fillRect/>
                     </a:stretch>
@@ -375,7 +402,7 @@
                     <pic:cNvPicPr/>
                   </pic:nvPicPr>
                   <pic:blipFill>
-                    <a:blip r:embed="rId10"/>
+                    <a:blip r:embed="rId18"/>
                     <a:stretch>
                       <a:fillRect/>
                     </a:stretch>
@@ -443,7 +470,7 @@
                     <pic:cNvPicPr/>
                   </pic:nvPicPr>
                   <pic:blipFill>
-                    <a:blip r:embed="rId11"/>
+                    <a:blip r:embed="rId19"/>
                     <a:stretch>
                       <a:fillRect/>
                     </a:stretch>
@@ -1080,7 +1107,7 @@
                     <pic:cNvPicPr/>
                   </pic:nvPicPr>
                   <pic:blipFill>
-                    <a:blip r:embed="rId12"/>
+                    <a:blip r:embed="rId20"/>
                     <a:stretch>
                       <a:fillRect/>
                     </a:stretch>
@@ -1143,7 +1170,7 @@
                     <pic:cNvPicPr/>
                   </pic:nvPicPr>
                   <pic:blipFill>
-                    <a:blip r:embed="rId13"/>
+                    <a:blip r:embed="rId21"/>
                     <a:stretch>
                       <a:fillRect/>
                     </a:stretch>
@@ -1211,7 +1238,7 @@
                     <pic:cNvPicPr/>
                   </pic:nvPicPr>
                   <pic:blipFill>
-                    <a:blip r:embed="rId14"/>
+                    <a:blip r:embed="rId22"/>
                     <a:stretch>
                       <a:fillRect/>
                     </a:stretch>
@@ -2413,7 +2440,7 @@
                     <pic:cNvPicPr/>
                   </pic:nvPicPr>
                   <pic:blipFill>
-                    <a:blip r:embed="rId15"/>
+                    <a:blip r:embed="rId23"/>
                     <a:stretch>
                       <a:fillRect/>
                     </a:stretch>
@@ -2465,7 +2492,7 @@
                     <pic:cNvPicPr/>
                   </pic:nvPicPr>
                   <pic:blipFill>
-                    <a:blip r:embed="rId16"/>
+                    <a:blip r:embed="rId24"/>
                     <a:stretch>
                       <a:fillRect/>
                     </a:stretch>
@@ -2517,7 +2544,7 @@
                     <pic:cNvPicPr/>
                   </pic:nvPicPr>
                   <pic:blipFill>
-                    <a:blip r:embed="rId17"/>
+                    <a:blip r:embed="rId25"/>
                     <a:stretch>
                       <a:fillRect/>
                     </a:stretch>
@@ -2569,7 +2596,7 @@
                     <pic:cNvPicPr/>
                   </pic:nvPicPr>
                   <pic:blipFill>
-                    <a:blip r:embed="rId18"/>
+                    <a:blip r:embed="rId26"/>
                     <a:stretch>
                       <a:fillRect/>
                     </a:stretch>
